--- a/deliverables/VIDEO_6_Before_You_Take_An_Internal_Role_FINAL/Video_6_Shorts/V6_Short_06_You_May_Not_Need_To_Leave.docx
+++ b/deliverables/VIDEO_6_Before_You_Take_An_Internal_Role_FINAL/Video_6_Shorts/V6_Short_06_You_May_Not_Need_To_Leave.docx
@@ -51,6 +51,25 @@
           <w:bottom w:val="single" w:sz="6" w:color="8A6D1E"/>
         </w:pBdr>
       </w:pPr>
+    </w:p>
+    <w:p>
+      <w:pPr>
+        <w:spacing w:after="80"/>
+      </w:pPr>
+      <w:r>
+        <w:rPr>
+          <w:b/>
+          <w:color w:val="8A6D1E"/>
+          <w:sz w:val="20"/>
+        </w:rPr>
+        <w:t xml:space="preserve">Status in this synchronization  </w:t>
+      </w:r>
+      <w:r>
+        <w:rPr>
+          <w:sz w:val="21"/>
+        </w:rPr>
+        <w:t>COPY UPDATE</w:t>
+      </w:r>
     </w:p>
     <w:p>
       <w:pPr>
@@ -155,7 +174,7 @@
           <w:color w:val="112345"/>
           <w:sz w:val="24"/>
         </w:rPr>
-        <w:t>You may not need to leave your company to build a very different career chapter.</w:t>
+        <w:t>You may not need to leave. But the work does need to change.</w:t>
       </w:r>
     </w:p>
     <w:p>
@@ -184,7 +203,7 @@
           <w:i w:val="0"/>
           <w:sz w:val="24"/>
         </w:rPr>
-        <w:t>You may not need to leave your company to build a very different career chapter.</w:t>
+        <w:t>You may not need to leave. But the work does need to change.</w:t>
       </w:r>
     </w:p>
     <w:p>
@@ -197,7 +216,7 @@
           <w:i w:val="0"/>
           <w:sz w:val="24"/>
         </w:rPr>
-        <w:t>If an internal move gives you access to different work, stronger judgment, and evidence you can use outside the current context, the familiarity of the organization can actually become leverage.</w:t>
+        <w:t>An internal move can absolutely be a real career move. The employer is only one part of the context.</w:t>
       </w:r>
     </w:p>
     <w:p>
@@ -210,7 +229,7 @@
           <w:i w:val="0"/>
           <w:sz w:val="24"/>
         </w:rPr>
-        <w:t>But internal is not automatically better. Your company may not contain the work you need. Your old reputation may follow you into the next team. Access may be blocked by the manager you already have.</w:t>
+        <w:t>The work, the decisions, the stakeholders, the systems, and the evidence can change even when the logo does not.</w:t>
       </w:r>
     </w:p>
     <w:p>
@@ -223,7 +242,7 @@
           <w:i w:val="0"/>
           <w:sz w:val="24"/>
         </w:rPr>
-        <w:t>And do not assume the outside option wins just because it is outside. A new employer can give you a new logo and the same work.</w:t>
+        <w:t>And do not assume the external option automatically wins. A new employer can give you a new logo and the same work.</w:t>
       </w:r>
     </w:p>
     <w:p>
@@ -236,7 +255,20 @@
           <w:i w:val="0"/>
           <w:sz w:val="24"/>
         </w:rPr>
-        <w:t>The question is not internal versus external. It is which option gives you the better work to build from.</w:t>
+        <w:t>Compare the actual access to different work, stronger judgment, and clearer evidence.</w:t>
+      </w:r>
+    </w:p>
+    <w:p>
+      <w:pPr>
+        <w:spacing w:before="0" w:after="180"/>
+      </w:pPr>
+      <w:r>
+        <w:rPr>
+          <w:b w:val="0"/>
+          <w:i w:val="0"/>
+          <w:sz w:val="24"/>
+        </w:rPr>
+        <w:t>That comparison is the decision. Not internal versus external.</w:t>
       </w:r>
     </w:p>
     <w:p>
@@ -360,6 +392,20 @@
     </w:p>
     <w:p>
       <w:pPr>
+        <w:spacing w:before="0" w:after="80"/>
+      </w:pPr>
+      <w:r>
+        <w:rPr>
+          <w:b w:val="0"/>
+          <w:i w:val="0"/>
+          <w:color w:val="5A6B82"/>
+          <w:sz w:val="20"/>
+        </w:rPr>
+        <w:t>Corrected for the September 9 lock. Now opens and closes on the script's own line.</w:t>
+      </w:r>
+    </w:p>
+    <w:p>
+      <w:pPr>
         <w:spacing w:before="0" w:after="160"/>
       </w:pPr>
       <w:r>
@@ -369,7 +415,7 @@
           <w:color w:val="5A6B82"/>
           <w:sz w:val="20"/>
         </w:rPr>
-        <w:t>Carried from v1.0. The v1.0 version ended on internal versus external being the wrong first question; it now ends on the master's strongest spoken line, which the brief names.</w:t>
+        <w:t>Why this status: The Short expanded the script's line into "you may not need to leave your company to build a very different career chapter." The locked script says it twice, exactly, as "You may not need to leave. But the work does need to change." Tightened to the spoken line.</w:t>
       </w:r>
     </w:p>
     <w:p>
